--- a/src/content/bios-processed/Thant-U 2019.docx
+++ b/src/content/bios-processed/Thant-U 2019.docx
@@ -11,311 +11,7 @@
         </w:rPr>
       </w:pPr>
       <w:r>
-        <w:rPr>
-          <w:b/>
-          <w:lang w:val="en-US"/>
-        </w:rPr>
-        <w:t>THANT, U, Burmese diplomat</w:t>
-      </w:r>
-      <w:r>
-        <w:rPr>
-          <w:b/>
-          <w:lang w:val="en-US"/>
-        </w:rPr>
-        <w:t xml:space="preserve">, </w:t>
-      </w:r>
-      <w:r>
-        <w:rPr>
-          <w:b/>
-          <w:lang w:val="en-US"/>
-        </w:rPr>
-        <w:t xml:space="preserve">second </w:t>
-      </w:r>
-      <w:r>
-        <w:rPr>
-          <w:b/>
-          <w:lang w:val="en-US"/>
-        </w:rPr>
-        <w:t xml:space="preserve">Acting Secretary-General of the United Nations (UN) 1961-1962 </w:t>
-      </w:r>
-      <w:r>
-        <w:rPr>
-          <w:b/>
-          <w:lang w:val="en-US"/>
-        </w:rPr>
-        <w:t xml:space="preserve">and third </w:t>
-      </w:r>
-      <w:r>
-        <w:rPr>
-          <w:b/>
-          <w:lang w:val="en-US"/>
-        </w:rPr>
-        <w:t>S</w:t>
-      </w:r>
-      <w:r>
-        <w:rPr>
-          <w:b/>
-          <w:lang w:val="en-US"/>
-        </w:rPr>
-        <w:t>ecretary-</w:t>
-      </w:r>
-      <w:r>
-        <w:rPr>
-          <w:b/>
-          <w:lang w:val="en-US"/>
-        </w:rPr>
-        <w:t>G</w:t>
-      </w:r>
-      <w:r>
-        <w:rPr>
-          <w:b/>
-          <w:lang w:val="en-US"/>
-        </w:rPr>
-        <w:t>eneral 196</w:t>
-      </w:r>
-      <w:r>
-        <w:rPr>
-          <w:b/>
-          <w:lang w:val="en-US"/>
-        </w:rPr>
-        <w:t>2</w:t>
-      </w:r>
-      <w:r>
-        <w:rPr>
-          <w:b/>
-          <w:lang w:val="en-US"/>
-        </w:rPr>
-        <w:t xml:space="preserve">-1971, was born 28 January 1909 in </w:t>
-      </w:r>
-      <w:proofErr w:type="spellStart"/>
-      <w:r>
-        <w:rPr>
-          <w:b/>
-          <w:lang w:val="en-US"/>
-        </w:rPr>
-        <w:t>Pantanaw</w:t>
-      </w:r>
-      <w:proofErr w:type="spellEnd"/>
-      <w:r>
-        <w:rPr>
-          <w:b/>
-          <w:lang w:val="en-US"/>
-        </w:rPr>
-        <w:t>,</w:t>
-      </w:r>
-      <w:r>
-        <w:rPr>
-          <w:b/>
-          <w:lang w:val="en-US"/>
-        </w:rPr>
-        <w:t xml:space="preserve"> Burma (</w:t>
-      </w:r>
-      <w:r>
-        <w:rPr>
-          <w:b/>
-          <w:lang w:val="en-US"/>
-        </w:rPr>
-        <w:t>now Myanmar</w:t>
-      </w:r>
-      <w:r>
-        <w:rPr>
-          <w:b/>
-          <w:lang w:val="en-US"/>
-        </w:rPr>
-        <w:t xml:space="preserve">) and died </w:t>
-      </w:r>
-      <w:r>
-        <w:rPr>
-          <w:b/>
-          <w:lang w:val="en-US"/>
-        </w:rPr>
-        <w:t xml:space="preserve">25 November 1974 </w:t>
-      </w:r>
-      <w:r>
-        <w:rPr>
-          <w:b/>
-          <w:lang w:val="en-US"/>
-        </w:rPr>
-        <w:t>in New Yo</w:t>
-      </w:r>
-      <w:r>
-        <w:rPr>
-          <w:b/>
-          <w:lang w:val="en-US"/>
-        </w:rPr>
-        <w:t>rk</w:t>
-      </w:r>
-      <w:r>
-        <w:rPr>
-          <w:b/>
-          <w:lang w:val="en-US"/>
-        </w:rPr>
-        <w:t xml:space="preserve"> City</w:t>
-      </w:r>
-      <w:r>
-        <w:rPr>
-          <w:b/>
-          <w:lang w:val="en-US"/>
-        </w:rPr>
-        <w:t>, United States</w:t>
-      </w:r>
-      <w:r>
-        <w:rPr>
-          <w:b/>
-          <w:lang w:val="en-US"/>
-        </w:rPr>
-        <w:t>.</w:t>
-      </w:r>
-      <w:r>
-        <w:rPr>
-          <w:b/>
-          <w:lang w:val="en-US"/>
-        </w:rPr>
-        <w:t xml:space="preserve"> </w:t>
-      </w:r>
-      <w:r>
-        <w:rPr>
-          <w:b/>
-          <w:lang w:val="en-US"/>
-        </w:rPr>
-        <w:t>He</w:t>
-      </w:r>
-      <w:r>
-        <w:rPr>
-          <w:b/>
-          <w:lang w:val="en-US"/>
-        </w:rPr>
-        <w:t xml:space="preserve"> was the son of U Po </w:t>
-      </w:r>
-      <w:proofErr w:type="spellStart"/>
-      <w:r>
-        <w:rPr>
-          <w:b/>
-          <w:lang w:val="en-US"/>
-        </w:rPr>
-        <w:t>Hnit</w:t>
-      </w:r>
-      <w:proofErr w:type="spellEnd"/>
-      <w:r>
-        <w:rPr>
-          <w:b/>
-          <w:lang w:val="en-US"/>
-        </w:rPr>
-        <w:t xml:space="preserve">, </w:t>
-      </w:r>
-      <w:r>
-        <w:rPr>
-          <w:b/>
-          <w:lang w:val="en-US"/>
-        </w:rPr>
-        <w:t>l</w:t>
-      </w:r>
-      <w:r>
-        <w:rPr>
-          <w:b/>
-          <w:lang w:val="en-US"/>
-        </w:rPr>
-        <w:t>andowner</w:t>
-      </w:r>
-      <w:r>
-        <w:rPr>
-          <w:b/>
-          <w:lang w:val="en-US"/>
-        </w:rPr>
-        <w:t xml:space="preserve"> and rice merchant</w:t>
-      </w:r>
-      <w:r>
-        <w:rPr>
-          <w:b/>
-          <w:lang w:val="en-US"/>
-        </w:rPr>
-        <w:t>,</w:t>
-      </w:r>
-      <w:r>
-        <w:rPr>
-          <w:b/>
-          <w:lang w:val="en-US"/>
-        </w:rPr>
-        <w:t xml:space="preserve"> and Daw Nan </w:t>
-      </w:r>
-      <w:proofErr w:type="spellStart"/>
-      <w:r>
-        <w:rPr>
-          <w:b/>
-          <w:lang w:val="en-US"/>
-        </w:rPr>
-        <w:t>Thaung</w:t>
-      </w:r>
-      <w:proofErr w:type="spellEnd"/>
-      <w:r>
-        <w:rPr>
-          <w:b/>
-          <w:lang w:val="en-US"/>
-        </w:rPr>
-        <w:t>.</w:t>
-      </w:r>
-      <w:r>
-        <w:rPr>
-          <w:b/>
-          <w:lang w:val="en-US"/>
-        </w:rPr>
-        <w:t xml:space="preserve"> On 14 November 1934 he </w:t>
-      </w:r>
-      <w:r>
-        <w:rPr>
-          <w:b/>
-          <w:lang w:val="en-US"/>
-        </w:rPr>
-        <w:t>married</w:t>
-      </w:r>
-      <w:r>
-        <w:rPr>
-          <w:b/>
-          <w:lang w:val="en-US"/>
-        </w:rPr>
-        <w:t xml:space="preserve"> Daw Thein Tin</w:t>
-      </w:r>
-      <w:r>
-        <w:rPr>
-          <w:b/>
-          <w:lang w:val="en-US"/>
-        </w:rPr>
-        <w:t>, with whom he</w:t>
-      </w:r>
-      <w:r>
-        <w:rPr>
-          <w:b/>
-          <w:lang w:val="en-US"/>
-        </w:rPr>
-        <w:t xml:space="preserve"> had a daughter</w:t>
-      </w:r>
-      <w:r>
-        <w:rPr>
-          <w:b/>
-          <w:lang w:val="en-US"/>
-        </w:rPr>
-        <w:t xml:space="preserve">, </w:t>
-      </w:r>
-      <w:r>
-        <w:rPr>
-          <w:b/>
-          <w:lang w:val="en-US"/>
-        </w:rPr>
-        <w:t>two sons</w:t>
-      </w:r>
-      <w:r>
-        <w:rPr>
-          <w:b/>
-          <w:lang w:val="en-US"/>
-        </w:rPr>
-        <w:t xml:space="preserve"> and</w:t>
-      </w:r>
-      <w:r>
-        <w:rPr>
-          <w:b/>
-          <w:lang w:val="en-US"/>
-        </w:rPr>
-        <w:t xml:space="preserve"> a foster son.</w:t>
+        <w:t xml:space="preserve">THANT, U, Burmese diplomat, second Acting Secretary-General of the United Nations (UN) 1961-1962 and third Secretary-General of the United Nations (UN) 1962-1971, was born 28 January 1909 in Pantanaw, Burma (now Myanmar) and died 25 November 1974 in New York City, United States. He was the son of U Po Hnit, landowner and rice merchant, and Daw Nan Thaung. On 14 November 1934 he married Daw Thein Tin, with whom he had a daughter, two sons and a foster son.</w:t>
       </w:r>
     </w:p>
     <w:p>
